--- a/kurs/classroom-pack/vecka-05/elev-trefas.docx
+++ b/kurs/classroom-pack/vecka-05/elev-trefas.docx
@@ -630,6 +630,86 @@
           <w:color w:val="111111"/>
           <w:sz w:val="26"/>
         </w:rPr>
+        <w:t>Räkna</w:t>
+      </w:r>
+    </w:p>
+    <w:p>
+      <w:pPr>
+        <w:spacing w:before="0" w:after="120" w:line="276" w:lineRule="auto"/>
+      </w:pPr>
+      <w:r>
+        <w:rPr>
+          <w:rFonts w:ascii="IBM Plex Sans" w:hAnsi="IBM Plex Sans" w:eastAsia="IBM Plex Sans" w:cs="IBM Plex Sans"/>
+          <w:b w:val="0"/>
+          <w:color w:val="111111"/>
+          <w:sz w:val="21"/>
+        </w:rPr>
+        <w:t>Eva. U_linje = √3 · U_fas. På papper. 440 = titta, inte röra.</w:t>
+      </w:r>
+    </w:p>
+    <w:p>
+      <w:pPr>
+        <w:spacing w:before="0" w:after="120" w:line="276" w:lineRule="auto"/>
+      </w:pPr>
+      <w:r>
+        <w:rPr>
+          <w:rFonts w:ascii="IBM Plex Sans" w:hAnsi="IBM Plex Sans" w:eastAsia="IBM Plex Sans" w:cs="IBM Plex Sans"/>
+          <w:b w:val="0"/>
+          <w:color w:val="111111"/>
+          <w:sz w:val="21"/>
+        </w:rPr>
+        <w:t>400 V linje  →  U_fas ≈ ______ V</w:t>
+      </w:r>
+    </w:p>
+    <w:p>
+      <w:pPr>
+        <w:spacing w:before="0" w:after="120" w:line="276" w:lineRule="auto"/>
+      </w:pPr>
+      <w:r>
+        <w:rPr>
+          <w:rFonts w:ascii="IBM Plex Sans" w:hAnsi="IBM Plex Sans" w:eastAsia="IBM Plex Sans" w:cs="IBM Plex Sans"/>
+          <w:b w:val="0"/>
+          <w:color w:val="111111"/>
+          <w:sz w:val="21"/>
+        </w:rPr>
+        <w:t>440 V linje  →  U_fas ≈ ______ V</w:t>
+      </w:r>
+    </w:p>
+    <w:p>
+      <w:pPr>
+        <w:spacing w:before="0" w:after="120" w:line="276" w:lineRule="auto"/>
+      </w:pPr>
+      <w:r>
+        <w:rPr>
+          <w:rFonts w:ascii="IBM Plex Sans" w:hAnsi="IBM Plex Sans" w:eastAsia="IBM Plex Sans" w:cs="IBM Plex Sans"/>
+          <w:b w:val="0"/>
+          <w:color w:val="111111"/>
+          <w:sz w:val="21"/>
+        </w:rPr>
+        <w:t>Elektriker: skrov är inte N. Inte DMM mot luckan. Ingenjör: 440 är look-not-touch. Räkna, rör inte.</w:t>
+      </w:r>
+    </w:p>
+    <w:p>
+      <w:pPr>
+        <w:pBdr>
+          <w:top w:val="single" w:sz="6" w:space="1" w:color="111111"/>
+        </w:pBdr>
+      </w:pPr>
+    </w:p>
+    <w:p>
+      <w:pPr>
+        <w:spacing w:before="200" w:after="80"/>
+        <w:pBdr>
+          <w:top w:val="single" w:sz="6" w:space="4" w:color="111111"/>
+        </w:pBdr>
+      </w:pPr>
+      <w:r>
+        <w:rPr>
+          <w:rFonts w:ascii="IBM Plex Sans" w:hAnsi="IBM Plex Sans" w:eastAsia="IBM Plex Sans" w:cs="IBM Plex Sans"/>
+          <w:b/>
+          <w:color w:val="111111"/>
+          <w:sz w:val="26"/>
+        </w:rPr>
         <w:t>3. Två spår — en rad</w:t>
       </w:r>
     </w:p>
